--- a/특허대장.docx
+++ b/특허대장.docx
@@ -2529,7 +2529,7 @@
                 <w:sz w:val="14"/>
                 <w:szCs w:val="14"/>
               </w:rPr>
-              <w:t xml:space="preserve">출원 접수(’26. 4. 28.)</w:t>
+              <w:t xml:space="preserve">10-2026-0076680</w:t>
             </w:r>
           </w:p>
         </w:tc>
@@ -2769,7 +2769,7 @@
                 <w:sz w:val="14"/>
                 <w:szCs w:val="14"/>
               </w:rPr>
-              <w:t xml:space="preserve">출원 접수(’26. 4. 28.)</w:t>
+              <w:t xml:space="preserve">10-2026-0076667</w:t>
             </w:r>
           </w:p>
         </w:tc>
@@ -3526,7 +3526,7 @@
                 <w:sz w:val="14"/>
                 <w:szCs w:val="14"/>
               </w:rPr>
-              <w:t xml:space="preserve">출원 접수(’26. 4. 28.)</w:t>
+              <w:t xml:space="preserve">10-2026-0076675</w:t>
             </w:r>
           </w:p>
         </w:tc>

--- a/특허대장.docx
+++ b/특허대장.docx
@@ -6894,7 +6894,7 @@
           <w:sz w:val="14"/>
           <w:szCs w:val="14"/>
         </w:rPr>
-        <w:t xml:space="preserve">v1.3 · 2026. 7. 26.</w:t>
+        <w:t xml:space="preserve">v1.5 · 2026. 7. 26.</w:t>
       </w:r>
     </w:p>
     <w:p>

--- a/특허대장.docx
+++ b/특허대장.docx
@@ -1064,22 +1064,6 @@
     </w:tbl>
     <w:p>
       <w:pPr>
-        <w:spacing w:before="60"/>
-      </w:pPr>
-      <w:r>
-        <w:rPr>
-          <w:rFonts w:ascii="Malgun Gothic" w:cs="Malgun Gothic" w:eastAsia="Malgun Gothic" w:hAnsi="Malgun Gothic"/>
-          <w:b w:val="false"/>
-          <w:bCs w:val="false"/>
-          <w:color w:val="000000"/>
-          <w:sz w:val="14"/>
-          <w:szCs w:val="14"/>
-        </w:rPr>
-        <w:t xml:space="preserve">＊공적조서의 3대 성과(가.로봇착유기 · 나.무인 사료급이 · 다.ICT 생체정보 센서) 관련 산업재산권만 수록함(그 밖의 사양·사료영양 분야는 제외).</w:t>
-      </w:r>
-    </w:p>
-    <w:p>
-      <w:pPr>
         <w:spacing w:after="70" w:before="200"/>
       </w:pPr>
       <w:r>
@@ -6894,7 +6878,7 @@
           <w:sz w:val="14"/>
           <w:szCs w:val="14"/>
         </w:rPr>
-        <w:t xml:space="preserve">v1.5 · 2026. 7. 26.</w:t>
+        <w:t xml:space="preserve">v1.6 · 2026. 7. 26.</w:t>
       </w:r>
     </w:p>
     <w:p>

--- a/특허대장.docx
+++ b/특허대장.docx
@@ -1621,7 +1621,7 @@
                 <w:sz w:val="14"/>
                 <w:szCs w:val="14"/>
               </w:rPr>
-              <w:t xml:space="preserve">붙임 1 (p.3)</w:t>
+              <w:t xml:space="preserve">붙임 1 (p.2)</w:t>
             </w:r>
           </w:p>
         </w:tc>
@@ -1861,7 +1861,7 @@
                 <w:sz w:val="14"/>
                 <w:szCs w:val="14"/>
               </w:rPr>
-              <w:t xml:space="preserve">붙임 2 (p.4)</w:t>
+              <w:t xml:space="preserve">붙임 2 (p.3)</w:t>
             </w:r>
           </w:p>
         </w:tc>
@@ -2101,7 +2101,7 @@
                 <w:sz w:val="14"/>
                 <w:szCs w:val="14"/>
               </w:rPr>
-              <w:t xml:space="preserve">붙임 3 (p.5)</w:t>
+              <w:t xml:space="preserve">붙임 3 (p.4)</w:t>
             </w:r>
           </w:p>
         </w:tc>
@@ -2341,7 +2341,7 @@
                 <w:sz w:val="14"/>
                 <w:szCs w:val="14"/>
               </w:rPr>
-              <w:t xml:space="preserve">붙임 4 (p.6)</w:t>
+              <w:t xml:space="preserve">붙임 4 (p.5)</w:t>
             </w:r>
           </w:p>
         </w:tc>
@@ -2581,7 +2581,7 @@
                 <w:sz w:val="14"/>
                 <w:szCs w:val="14"/>
               </w:rPr>
-              <w:t xml:space="preserve">붙임 5 (p.7)</w:t>
+              <w:t xml:space="preserve">붙임 5 (p.6)</w:t>
             </w:r>
           </w:p>
         </w:tc>
@@ -2821,7 +2821,7 @@
                 <w:sz w:val="14"/>
                 <w:szCs w:val="14"/>
               </w:rPr>
-              <w:t xml:space="preserve">붙임 6 (p.8)</w:t>
+              <w:t xml:space="preserve">붙임 6 (p.7)</w:t>
             </w:r>
           </w:p>
         </w:tc>
@@ -3098,7 +3098,7 @@
                 <w:sz w:val="14"/>
                 <w:szCs w:val="14"/>
               </w:rPr>
-              <w:t xml:space="preserve">붙임 7 (p.9)</w:t>
+              <w:t xml:space="preserve">붙임 7 (p.8)</w:t>
             </w:r>
           </w:p>
         </w:tc>
@@ -3338,7 +3338,7 @@
                 <w:sz w:val="14"/>
                 <w:szCs w:val="14"/>
               </w:rPr>
-              <w:t xml:space="preserve">붙임 8 (p.10)</w:t>
+              <w:t xml:space="preserve">붙임 8 (p.9)</w:t>
             </w:r>
           </w:p>
         </w:tc>
@@ -3578,7 +3578,7 @@
                 <w:sz w:val="14"/>
                 <w:szCs w:val="14"/>
               </w:rPr>
-              <w:t xml:space="preserve">붙임 9 (p.11)</w:t>
+              <w:t xml:space="preserve">붙임 9 (p.10)</w:t>
             </w:r>
           </w:p>
         </w:tc>
@@ -3855,7 +3855,7 @@
                 <w:sz w:val="14"/>
                 <w:szCs w:val="14"/>
               </w:rPr>
-              <w:t xml:space="preserve">붙임 10 (p.12)</w:t>
+              <w:t xml:space="preserve">붙임 10 (p.11)</w:t>
             </w:r>
           </w:p>
         </w:tc>
@@ -4095,7 +4095,7 @@
                 <w:sz w:val="14"/>
                 <w:szCs w:val="14"/>
               </w:rPr>
-              <w:t xml:space="preserve">붙임 11 (p.13)</w:t>
+              <w:t xml:space="preserve">붙임 11 (p.12)</w:t>
             </w:r>
           </w:p>
         </w:tc>
@@ -4335,7 +4335,7 @@
                 <w:sz w:val="14"/>
                 <w:szCs w:val="14"/>
               </w:rPr>
-              <w:t xml:space="preserve">붙임 12 (p.14)</w:t>
+              <w:t xml:space="preserve">붙임 12 (p.13)</w:t>
             </w:r>
           </w:p>
         </w:tc>
@@ -4575,7 +4575,7 @@
                 <w:sz w:val="14"/>
                 <w:szCs w:val="14"/>
               </w:rPr>
-              <w:t xml:space="preserve">붙임 13 (p.15)</w:t>
+              <w:t xml:space="preserve">붙임 13 (p.14)</w:t>
             </w:r>
           </w:p>
         </w:tc>
@@ -4815,7 +4815,7 @@
                 <w:sz w:val="14"/>
                 <w:szCs w:val="14"/>
               </w:rPr>
-              <w:t xml:space="preserve">붙임 14 (p.16)</w:t>
+              <w:t xml:space="preserve">붙임 14 (p.15)</w:t>
             </w:r>
           </w:p>
         </w:tc>
@@ -5055,7 +5055,7 @@
                 <w:sz w:val="14"/>
                 <w:szCs w:val="14"/>
               </w:rPr>
-              <w:t xml:space="preserve">붙임 15 (p.17)</w:t>
+              <w:t xml:space="preserve">붙임 15 (p.16)</w:t>
             </w:r>
           </w:p>
         </w:tc>
@@ -5295,7 +5295,7 @@
                 <w:sz w:val="14"/>
                 <w:szCs w:val="14"/>
               </w:rPr>
-              <w:t xml:space="preserve">붙임 16 (p.18)</w:t>
+              <w:t xml:space="preserve">붙임 16 (p.17)</w:t>
             </w:r>
           </w:p>
         </w:tc>
@@ -5535,7 +5535,7 @@
                 <w:sz w:val="14"/>
                 <w:szCs w:val="14"/>
               </w:rPr>
-              <w:t xml:space="preserve">붙임 17 (p.19)</w:t>
+              <w:t xml:space="preserve">붙임 17 (p.18)</w:t>
             </w:r>
           </w:p>
         </w:tc>
@@ -5775,7 +5775,7 @@
                 <w:sz w:val="14"/>
                 <w:szCs w:val="14"/>
               </w:rPr>
-              <w:t xml:space="preserve">붙임 18 (p.20)</w:t>
+              <w:t xml:space="preserve">붙임 18 (p.19)</w:t>
             </w:r>
           </w:p>
         </w:tc>
@@ -6015,7 +6015,7 @@
                 <w:sz w:val="14"/>
                 <w:szCs w:val="14"/>
               </w:rPr>
-              <w:t xml:space="preserve">붙임 19 (p.21)</w:t>
+              <w:t xml:space="preserve">붙임 19 (p.20)</w:t>
             </w:r>
           </w:p>
         </w:tc>
@@ -6255,7 +6255,7 @@
                 <w:sz w:val="14"/>
                 <w:szCs w:val="14"/>
               </w:rPr>
-              <w:t xml:space="preserve">붙임 20 (p.22)</w:t>
+              <w:t xml:space="preserve">붙임 20 (p.21)</w:t>
             </w:r>
           </w:p>
         </w:tc>
@@ -6495,7 +6495,7 @@
                 <w:sz w:val="14"/>
                 <w:szCs w:val="14"/>
               </w:rPr>
-              <w:t xml:space="preserve">붙임 21 (p.23)</w:t>
+              <w:t xml:space="preserve">붙임 21 (p.22)</w:t>
             </w:r>
           </w:p>
         </w:tc>
@@ -6735,7 +6735,7 @@
                 <w:sz w:val="14"/>
                 <w:szCs w:val="14"/>
               </w:rPr>
-              <w:t xml:space="preserve">붙임 22 (p.24)</w:t>
+              <w:t xml:space="preserve">붙임 22 (p.23)</w:t>
             </w:r>
           </w:p>
         </w:tc>
@@ -6848,39 +6848,6 @@
         </w:tc>
       </w:tr>
     </w:tbl>
-    <w:p>
-      <w:pPr>
-        <w:spacing w:before="60"/>
-      </w:pPr>
-      <w:r>
-        <w:rPr>
-          <w:rFonts w:ascii="Malgun Gothic" w:cs="Malgun Gothic" w:eastAsia="Malgun Gothic" w:hAnsi="Malgun Gothic"/>
-          <w:b w:val="false"/>
-          <w:bCs w:val="false"/>
-          <w:color w:val="000000"/>
-          <w:sz w:val="14"/>
-          <w:szCs w:val="14"/>
-        </w:rPr>
-        <w:t xml:space="preserve">＊‘역할’ 주관=성과등록상 주참여자(대표발명자), 공동=공동발명자.  ＊‘비고’의 (p.○)는 첨부 원본의 쪽번호.  ＊동일 기술이 출원·등록 모두 있는 경우 등록 기준 1건으로 집계.</w:t>
-      </w:r>
-    </w:p>
-    <w:p>
-      <w:pPr>
-        <w:spacing w:before="120"/>
-        <w:jc w:val="right"/>
-      </w:pPr>
-      <w:r>
-        <w:rPr>
-          <w:rFonts w:ascii="Malgun Gothic" w:cs="Malgun Gothic" w:eastAsia="Malgun Gothic" w:hAnsi="Malgun Gothic"/>
-          <w:b w:val="false"/>
-          <w:bCs w:val="false"/>
-          <w:color w:val="000000"/>
-          <w:sz w:val="14"/>
-          <w:szCs w:val="14"/>
-        </w:rPr>
-        <w:t xml:space="preserve">v1.6 · 2026. 7. 26.</w:t>
-      </w:r>
-    </w:p>
     <w:p>
       <w:r>
         <w:br w:type="page"/>
